--- a/tests/OfficeAgent.Tests/Corpus/v1.0.0/native/outputs/w-assembly.docx
+++ b/tests/OfficeAgent.Tests/Corpus/v1.0.0/native/outputs/w-assembly.docx
@@ -8,7 +8,7 @@
         <w:sectPr>
           <w:headerReference xmlns:p7="http://schemas.openxmlformats.org/officeDocument/2006/relationships" w:type="even" p7:id="m1_blank_headereven"/>
           <w:headerReference xmlns:p7="http://schemas.openxmlformats.org/officeDocument/2006/relationships" w:type="first" p7:id="m1_blank_headerfirst"/>
-          <w:headerReference xmlns:p7="http://schemas.openxmlformats.org/officeDocument/2006/relationships" w:type="default" p7:id="m1_R81d58d8cb8f546fd"/>
+          <w:headerReference xmlns:p7="http://schemas.openxmlformats.org/officeDocument/2006/relationships" w:type="default" p7:id="m1_R3452005175154285"/>
           <w:footerReference xmlns:p7="http://schemas.openxmlformats.org/officeDocument/2006/relationships" w:type="even" p7:id="m1_blank_footereven"/>
           <w:footerReference xmlns:p7="http://schemas.openxmlformats.org/officeDocument/2006/relationships" w:type="first" p7:id="m1_blank_footerfirst"/>
           <w:footerReference xmlns:p7="http://schemas.openxmlformats.org/officeDocument/2006/relationships" w:type="default" p7:id="m1_blank_footerdefault"/>
@@ -36,7 +36,7 @@
     <w:sectPr>
       <w:headerReference xmlns:p4="http://schemas.openxmlformats.org/officeDocument/2006/relationships" w:type="even" p4:id="m2_blank_headereven"/>
       <w:headerReference xmlns:p4="http://schemas.openxmlformats.org/officeDocument/2006/relationships" w:type="first" p4:id="m2_blank_headerfirst"/>
-      <w:headerReference xmlns:p4="http://schemas.openxmlformats.org/officeDocument/2006/relationships" w:type="default" p4:id="m2_R93e05ec6bed94f6a"/>
+      <w:headerReference xmlns:p4="http://schemas.openxmlformats.org/officeDocument/2006/relationships" w:type="default" p4:id="m2_Rbb101d4899f9457f"/>
       <w:footerReference xmlns:p4="http://schemas.openxmlformats.org/officeDocument/2006/relationships" w:type="even" p4:id="m2_blank_footereven"/>
       <w:footerReference xmlns:p4="http://schemas.openxmlformats.org/officeDocument/2006/relationships" w:type="first" p4:id="m2_blank_footerfirst"/>
       <w:footerReference xmlns:p4="http://schemas.openxmlformats.org/officeDocument/2006/relationships" w:type="default" p4:id="m2_blank_footerdefault"/>

--- a/tests/OfficeAgent.Tests/Corpus/v1.0.0/native/outputs/w-assembly.docx
+++ b/tests/OfficeAgent.Tests/Corpus/v1.0.0/native/outputs/w-assembly.docx
@@ -8,7 +8,7 @@
         <w:sectPr>
           <w:headerReference xmlns:p7="http://schemas.openxmlformats.org/officeDocument/2006/relationships" w:type="even" p7:id="m1_blank_headereven"/>
           <w:headerReference xmlns:p7="http://schemas.openxmlformats.org/officeDocument/2006/relationships" w:type="first" p7:id="m1_blank_headerfirst"/>
-          <w:headerReference xmlns:p7="http://schemas.openxmlformats.org/officeDocument/2006/relationships" w:type="default" p7:id="m1_R3452005175154285"/>
+          <w:headerReference xmlns:p7="http://schemas.openxmlformats.org/officeDocument/2006/relationships" w:type="default" p7:id="m1_R5edae1e7f8bc4415"/>
           <w:footerReference xmlns:p7="http://schemas.openxmlformats.org/officeDocument/2006/relationships" w:type="even" p7:id="m1_blank_footereven"/>
           <w:footerReference xmlns:p7="http://schemas.openxmlformats.org/officeDocument/2006/relationships" w:type="first" p7:id="m1_blank_footerfirst"/>
           <w:footerReference xmlns:p7="http://schemas.openxmlformats.org/officeDocument/2006/relationships" w:type="default" p7:id="m1_blank_footerdefault"/>
@@ -36,7 +36,7 @@
     <w:sectPr>
       <w:headerReference xmlns:p4="http://schemas.openxmlformats.org/officeDocument/2006/relationships" w:type="even" p4:id="m2_blank_headereven"/>
       <w:headerReference xmlns:p4="http://schemas.openxmlformats.org/officeDocument/2006/relationships" w:type="first" p4:id="m2_blank_headerfirst"/>
-      <w:headerReference xmlns:p4="http://schemas.openxmlformats.org/officeDocument/2006/relationships" w:type="default" p4:id="m2_Rbb101d4899f9457f"/>
+      <w:headerReference xmlns:p4="http://schemas.openxmlformats.org/officeDocument/2006/relationships" w:type="default" p4:id="m2_R80804bf49a984ee0"/>
       <w:footerReference xmlns:p4="http://schemas.openxmlformats.org/officeDocument/2006/relationships" w:type="even" p4:id="m2_blank_footereven"/>
       <w:footerReference xmlns:p4="http://schemas.openxmlformats.org/officeDocument/2006/relationships" w:type="first" p4:id="m2_blank_footerfirst"/>
       <w:footerReference xmlns:p4="http://schemas.openxmlformats.org/officeDocument/2006/relationships" w:type="default" p4:id="m2_blank_footerdefault"/>

--- a/tests/OfficeAgent.Tests/Corpus/v1.0.0/native/outputs/w-assembly.docx
+++ b/tests/OfficeAgent.Tests/Corpus/v1.0.0/native/outputs/w-assembly.docx
@@ -8,7 +8,7 @@
         <w:sectPr>
           <w:headerReference xmlns:p7="http://schemas.openxmlformats.org/officeDocument/2006/relationships" w:type="even" p7:id="m1_blank_headereven"/>
           <w:headerReference xmlns:p7="http://schemas.openxmlformats.org/officeDocument/2006/relationships" w:type="first" p7:id="m1_blank_headerfirst"/>
-          <w:headerReference xmlns:p7="http://schemas.openxmlformats.org/officeDocument/2006/relationships" w:type="default" p7:id="m1_R5edae1e7f8bc4415"/>
+          <w:headerReference xmlns:p7="http://schemas.openxmlformats.org/officeDocument/2006/relationships" w:type="default" p7:id="m1_Rd1b9e9cd6e684d86"/>
           <w:footerReference xmlns:p7="http://schemas.openxmlformats.org/officeDocument/2006/relationships" w:type="even" p7:id="m1_blank_footereven"/>
           <w:footerReference xmlns:p7="http://schemas.openxmlformats.org/officeDocument/2006/relationships" w:type="first" p7:id="m1_blank_footerfirst"/>
           <w:footerReference xmlns:p7="http://schemas.openxmlformats.org/officeDocument/2006/relationships" w:type="default" p7:id="m1_blank_footerdefault"/>
@@ -36,7 +36,7 @@
     <w:sectPr>
       <w:headerReference xmlns:p4="http://schemas.openxmlformats.org/officeDocument/2006/relationships" w:type="even" p4:id="m2_blank_headereven"/>
       <w:headerReference xmlns:p4="http://schemas.openxmlformats.org/officeDocument/2006/relationships" w:type="first" p4:id="m2_blank_headerfirst"/>
-      <w:headerReference xmlns:p4="http://schemas.openxmlformats.org/officeDocument/2006/relationships" w:type="default" p4:id="m2_R80804bf49a984ee0"/>
+      <w:headerReference xmlns:p4="http://schemas.openxmlformats.org/officeDocument/2006/relationships" w:type="default" p4:id="m2_R96fce2c204cd4548"/>
       <w:footerReference xmlns:p4="http://schemas.openxmlformats.org/officeDocument/2006/relationships" w:type="even" p4:id="m2_blank_footereven"/>
       <w:footerReference xmlns:p4="http://schemas.openxmlformats.org/officeDocument/2006/relationships" w:type="first" p4:id="m2_blank_footerfirst"/>
       <w:footerReference xmlns:p4="http://schemas.openxmlformats.org/officeDocument/2006/relationships" w:type="default" p4:id="m2_blank_footerdefault"/>

--- a/tests/OfficeAgent.Tests/Corpus/v1.0.0/native/outputs/w-assembly.docx
+++ b/tests/OfficeAgent.Tests/Corpus/v1.0.0/native/outputs/w-assembly.docx
@@ -8,7 +8,7 @@
         <w:sectPr>
           <w:headerReference xmlns:p7="http://schemas.openxmlformats.org/officeDocument/2006/relationships" w:type="even" p7:id="m1_blank_headereven"/>
           <w:headerReference xmlns:p7="http://schemas.openxmlformats.org/officeDocument/2006/relationships" w:type="first" p7:id="m1_blank_headerfirst"/>
-          <w:headerReference xmlns:p7="http://schemas.openxmlformats.org/officeDocument/2006/relationships" w:type="default" p7:id="m1_Rd1b9e9cd6e684d86"/>
+          <w:headerReference xmlns:p7="http://schemas.openxmlformats.org/officeDocument/2006/relationships" w:type="default" p7:id="m1_R38cc45a90704435f"/>
           <w:footerReference xmlns:p7="http://schemas.openxmlformats.org/officeDocument/2006/relationships" w:type="even" p7:id="m1_blank_footereven"/>
           <w:footerReference xmlns:p7="http://schemas.openxmlformats.org/officeDocument/2006/relationships" w:type="first" p7:id="m1_blank_footerfirst"/>
           <w:footerReference xmlns:p7="http://schemas.openxmlformats.org/officeDocument/2006/relationships" w:type="default" p7:id="m1_blank_footerdefault"/>
@@ -36,7 +36,7 @@
     <w:sectPr>
       <w:headerReference xmlns:p4="http://schemas.openxmlformats.org/officeDocument/2006/relationships" w:type="even" p4:id="m2_blank_headereven"/>
       <w:headerReference xmlns:p4="http://schemas.openxmlformats.org/officeDocument/2006/relationships" w:type="first" p4:id="m2_blank_headerfirst"/>
-      <w:headerReference xmlns:p4="http://schemas.openxmlformats.org/officeDocument/2006/relationships" w:type="default" p4:id="m2_R96fce2c204cd4548"/>
+      <w:headerReference xmlns:p4="http://schemas.openxmlformats.org/officeDocument/2006/relationships" w:type="default" p4:id="m2_R0cd9c72159144eaf"/>
       <w:footerReference xmlns:p4="http://schemas.openxmlformats.org/officeDocument/2006/relationships" w:type="even" p4:id="m2_blank_footereven"/>
       <w:footerReference xmlns:p4="http://schemas.openxmlformats.org/officeDocument/2006/relationships" w:type="first" p4:id="m2_blank_footerfirst"/>
       <w:footerReference xmlns:p4="http://schemas.openxmlformats.org/officeDocument/2006/relationships" w:type="default" p4:id="m2_blank_footerdefault"/>

--- a/tests/OfficeAgent.Tests/Corpus/v1.0.0/native/outputs/w-assembly.docx
+++ b/tests/OfficeAgent.Tests/Corpus/v1.0.0/native/outputs/w-assembly.docx
@@ -8,7 +8,7 @@
         <w:sectPr>
           <w:headerReference xmlns:p7="http://schemas.openxmlformats.org/officeDocument/2006/relationships" w:type="even" p7:id="m1_blank_headereven"/>
           <w:headerReference xmlns:p7="http://schemas.openxmlformats.org/officeDocument/2006/relationships" w:type="first" p7:id="m1_blank_headerfirst"/>
-          <w:headerReference xmlns:p7="http://schemas.openxmlformats.org/officeDocument/2006/relationships" w:type="default" p7:id="m1_R38cc45a90704435f"/>
+          <w:headerReference xmlns:p7="http://schemas.openxmlformats.org/officeDocument/2006/relationships" w:type="default" p7:id="m1_Rc36847eb352749d9"/>
           <w:footerReference xmlns:p7="http://schemas.openxmlformats.org/officeDocument/2006/relationships" w:type="even" p7:id="m1_blank_footereven"/>
           <w:footerReference xmlns:p7="http://schemas.openxmlformats.org/officeDocument/2006/relationships" w:type="first" p7:id="m1_blank_footerfirst"/>
           <w:footerReference xmlns:p7="http://schemas.openxmlformats.org/officeDocument/2006/relationships" w:type="default" p7:id="m1_blank_footerdefault"/>
@@ -36,7 +36,7 @@
     <w:sectPr>
       <w:headerReference xmlns:p4="http://schemas.openxmlformats.org/officeDocument/2006/relationships" w:type="even" p4:id="m2_blank_headereven"/>
       <w:headerReference xmlns:p4="http://schemas.openxmlformats.org/officeDocument/2006/relationships" w:type="first" p4:id="m2_blank_headerfirst"/>
-      <w:headerReference xmlns:p4="http://schemas.openxmlformats.org/officeDocument/2006/relationships" w:type="default" p4:id="m2_R0cd9c72159144eaf"/>
+      <w:headerReference xmlns:p4="http://schemas.openxmlformats.org/officeDocument/2006/relationships" w:type="default" p4:id="m2_Rccce578831454ec3"/>
       <w:footerReference xmlns:p4="http://schemas.openxmlformats.org/officeDocument/2006/relationships" w:type="even" p4:id="m2_blank_footereven"/>
       <w:footerReference xmlns:p4="http://schemas.openxmlformats.org/officeDocument/2006/relationships" w:type="first" p4:id="m2_blank_footerfirst"/>
       <w:footerReference xmlns:p4="http://schemas.openxmlformats.org/officeDocument/2006/relationships" w:type="default" p4:id="m2_blank_footerdefault"/>
